--- a/exported_docs_examples/outfile_raw.docx
+++ b/exported_docs_examples/outfile_raw.docx
@@ -214,15 +214,6 @@
         </w:rPr>
         <w:t xml:space="preserve">}</w:t>
       </w:r>
-      <w:r>
-        <w:br/>
-      </w:r>
-      <w:r>
-        <w:rPr>
-          <w:rStyle w:val="VerbatimChar"/>
-        </w:rPr>
-        <w:t xml:space="preserve">        </w:t>
-      </w:r>
     </w:p>
     <w:p>
       <w:pPr>
@@ -241,7 +232,7 @@
         <w:pStyle w:val="BodyText"/>
       </w:pPr>
       <w:r>
-        <w:t xml:space="preserve">this is how to embed a table:</w:t>
+        <w:t xml:space="preserve">This is how to embed a table:</w:t>
       </w:r>
     </w:p>
     <w:tbl>
@@ -470,6 +461,24 @@
             </a:graphic>
           </wp:inline>
         </w:drawing>
+      </w:r>
+    </w:p>
+    <w:p>
+      <w:pPr>
+        <w:pStyle w:val="BodyText"/>
+      </w:pPr>
+      <w:r>
+        <w:rPr>
+          <w:b/>
+          <w:bCs/>
+        </w:rPr>
+        <w:t xml:space="preserve">Figure 1:</w:t>
+      </w:r>
+      <w:r>
+        <w:t xml:space="preserve"> </w:t>
+      </w:r>
+      <w:r>
+        <w:t xml:space="preserve">This is an example image.</w:t>
       </w:r>
     </w:p>
     <w:sectPr>
